--- a/docassemble/ForeclosureSalePostponement/data/templates/foreclosure_sale_postponement.docx
+++ b/docassemble/ForeclosureSalePostponement/data/templates/foreclosure_sale_postponement.docx
@@ -17,7 +17,7 @@
     </w:p>
     <w:p>
       <w:r>
-        <w:t>State of Minnesota</w:t>
+        <w:t>State of __________________________</w:t>
         <w:br/>
         <w:t>County of __________________________</w:t>
       </w:r>
